--- a/downloads/teacher/04 Units/Unit 04 - Environmental Design and Management - Spaces We Live In/Lesson 04.08 - Color in the Home.docx
+++ b/downloads/teacher/04 Units/Unit 04 - Environmental Design and Management - Spaces We Live In/Lesson 04.08 - Color in the Home.docx
@@ -294,23 +294,41 @@
       <w:r>
         <w:t xml:space="preserve">By the end of this lesson, students will be able to:</w:t>
       </w:r>
-      <w:r>
-        <w:t xml:space="preserve"> </w:t>
-      </w:r>
-      <w:r>
-        <w:t xml:space="preserve">1. (Low: remember or understand) Given a blank color wheel, identify the three primary colors and the three secondary colors, and label the warm side and the cool side.</w:t>
-      </w:r>
-      <w:r>
-        <w:t xml:space="preserve"> </w:t>
-      </w:r>
-      <w:r>
-        <w:t xml:space="preserve">2. (Mid: apply or analyze) Given a Room Card with a room and a mood, apply color theory to choose and mix, from three primaries and white, at least one secondary, one tint, and one shade that fit the assigned mood, and paint them on a wall panel.</w:t>
-      </w:r>
-      <w:r>
-        <w:t xml:space="preserve"> </w:t>
-      </w:r>
-      <w:r>
-        <w:t xml:space="preserve">3. (High: evaluate or create) In a 30-second pitch, justify the team’s color choices using the family, the mood, and the function of the room, with the words primary, secondary, tint or shade, and warm or cool used correctly.</w:t>
+    </w:p>
+    <w:p>
+      <w:pPr>
+        <w:numPr>
+          <w:ilvl w:val="0"/>
+          <w:numId w:val="1002"/>
+        </w:numPr>
+        <w:pStyle w:val="Compact"/>
+      </w:pPr>
+      <w:r>
+        <w:t xml:space="preserve">(Low: remember or understand) Given a blank color wheel, identify the three primary colors and the three secondary colors, and label the warm side and the cool side.</w:t>
+      </w:r>
+    </w:p>
+    <w:p>
+      <w:pPr>
+        <w:numPr>
+          <w:ilvl w:val="0"/>
+          <w:numId w:val="1002"/>
+        </w:numPr>
+        <w:pStyle w:val="Compact"/>
+      </w:pPr>
+      <w:r>
+        <w:t xml:space="preserve">(Mid: apply or analyze) Given a Room Card with a room and a mood, apply color theory to choose and mix, from three primaries and white, at least one secondary, one tint, and one shade that fit the assigned mood, and paint them on a wall panel.</w:t>
+      </w:r>
+    </w:p>
+    <w:p>
+      <w:pPr>
+        <w:numPr>
+          <w:ilvl w:val="0"/>
+          <w:numId w:val="1002"/>
+        </w:numPr>
+        <w:pStyle w:val="Compact"/>
+      </w:pPr>
+      <w:r>
+        <w:t xml:space="preserve">(High: evaluate or create) In a 30-second pitch, justify the team’s color choices using the family, the mood, and the function of the room, with the words primary, secondary, tint or shade, and warm or cool used correctly.</w:t>
       </w:r>
     </w:p>
     <w:p>
@@ -362,53 +380,101 @@
       <w:r>
         <w:t xml:space="preserve">Per station:</w:t>
       </w:r>
-      <w:r>
-        <w:t xml:space="preserve"> </w:t>
-      </w:r>
-      <w:r>
-        <w:t xml:space="preserve">- One 16-ounce tub of plain white vanilla frosting (the cheapest store brand; check the label for the top allergens and choose a dairy-free and nut-free tub if the roster needs it)</w:t>
-      </w:r>
-      <w:r>
-        <w:t xml:space="preserve"> </w:t>
-      </w:r>
-      <w:r>
-        <w:t xml:space="preserve">- One set of gel food coloring: red, yellow, blue, plus brown if the set has it (the shade is made with a touch of blue or brown, not black; black gel turns everything gray)</w:t>
-      </w:r>
-      <w:r>
-        <w:t xml:space="preserve"> </w:t>
-      </w:r>
-      <w:r>
-        <w:t xml:space="preserve">- Paper plates: two per sub-team (one mixing plate, one wall panel) plus one small plate per student for a practice swatch: eleven per station</w:t>
-      </w:r>
-      <w:r>
-        <w:t xml:space="preserve"> </w:t>
-      </w:r>
-      <w:r>
-        <w:t xml:space="preserve">- Plastic spoons: one per student plus two spares: nine per station</w:t>
-      </w:r>
-      <w:r>
-        <w:t xml:space="preserve"> </w:t>
-      </w:r>
-      <w:r>
-        <w:t xml:space="preserve">- Parchment paper to cover the table: about three feet</w:t>
-      </w:r>
-      <w:r>
-        <w:t xml:space="preserve"> </w:t>
-      </w:r>
-      <w:r>
-        <w:t xml:space="preserve">- Wet wipes: one per student, plus a roll of paper towels per station</w:t>
-      </w:r>
-      <w:r>
-        <w:t xml:space="preserve"> </w:t>
-      </w:r>
-      <w:r>
-        <w:t xml:space="preserve">- One trash bag per station</w:t>
-      </w:r>
-      <w:r>
-        <w:t xml:space="preserve"> </w:t>
-      </w:r>
-      <w:r>
-        <w:t xml:space="preserve">- Two Room Cards or one Room Card and one Challenge Card per station (from</w:t>
+    </w:p>
+    <w:p>
+      <w:pPr>
+        <w:numPr>
+          <w:ilvl w:val="0"/>
+          <w:numId w:val="1003"/>
+        </w:numPr>
+        <w:pStyle w:val="Compact"/>
+      </w:pPr>
+      <w:r>
+        <w:t xml:space="preserve">One 16-ounce tub of plain white vanilla frosting (the cheapest store brand; check the label for the top allergens and choose a dairy-free and nut-free tub if the roster needs it)</w:t>
+      </w:r>
+    </w:p>
+    <w:p>
+      <w:pPr>
+        <w:numPr>
+          <w:ilvl w:val="0"/>
+          <w:numId w:val="1003"/>
+        </w:numPr>
+        <w:pStyle w:val="Compact"/>
+      </w:pPr>
+      <w:r>
+        <w:t xml:space="preserve">One set of gel food coloring: red, yellow, blue, plus brown if the set has it (the shade is made with a touch of blue or brown, not black; black gel turns everything gray)</w:t>
+      </w:r>
+    </w:p>
+    <w:p>
+      <w:pPr>
+        <w:numPr>
+          <w:ilvl w:val="0"/>
+          <w:numId w:val="1003"/>
+        </w:numPr>
+        <w:pStyle w:val="Compact"/>
+      </w:pPr>
+      <w:r>
+        <w:t xml:space="preserve">Paper plates: two per sub-team (one mixing plate, one wall panel) plus one small plate per student for a practice swatch: eleven per station</w:t>
+      </w:r>
+    </w:p>
+    <w:p>
+      <w:pPr>
+        <w:numPr>
+          <w:ilvl w:val="0"/>
+          <w:numId w:val="1003"/>
+        </w:numPr>
+        <w:pStyle w:val="Compact"/>
+      </w:pPr>
+      <w:r>
+        <w:t xml:space="preserve">Plastic spoons: one per student plus two spares: nine per station</w:t>
+      </w:r>
+    </w:p>
+    <w:p>
+      <w:pPr>
+        <w:numPr>
+          <w:ilvl w:val="0"/>
+          <w:numId w:val="1003"/>
+        </w:numPr>
+        <w:pStyle w:val="Compact"/>
+      </w:pPr>
+      <w:r>
+        <w:t xml:space="preserve">Parchment paper to cover the table: about three feet</w:t>
+      </w:r>
+    </w:p>
+    <w:p>
+      <w:pPr>
+        <w:numPr>
+          <w:ilvl w:val="0"/>
+          <w:numId w:val="1003"/>
+        </w:numPr>
+        <w:pStyle w:val="Compact"/>
+      </w:pPr>
+      <w:r>
+        <w:t xml:space="preserve">Wet wipes: one per student, plus a roll of paper towels per station</w:t>
+      </w:r>
+    </w:p>
+    <w:p>
+      <w:pPr>
+        <w:numPr>
+          <w:ilvl w:val="0"/>
+          <w:numId w:val="1003"/>
+        </w:numPr>
+        <w:pStyle w:val="Compact"/>
+      </w:pPr>
+      <w:r>
+        <w:t xml:space="preserve">One trash bag per station</w:t>
+      </w:r>
+    </w:p>
+    <w:p>
+      <w:pPr>
+        <w:numPr>
+          <w:ilvl w:val="0"/>
+          <w:numId w:val="1003"/>
+        </w:numPr>
+        <w:pStyle w:val="Compact"/>
+      </w:pPr>
+      <w:r>
+        <w:t xml:space="preserve">Two Room Cards or one Room Card and one Challenge Card per station (from</w:t>
       </w:r>
       <w:r>
         <w:t xml:space="preserve"> </w:t>
@@ -425,16 +491,22 @@
     </w:p>
     <w:p>
       <w:pPr>
-        <w:pStyle w:val="BodyText"/>
+        <w:pStyle w:val="FirstParagraph"/>
       </w:pPr>
       <w:r>
         <w:t xml:space="preserve">For the whole class:</w:t>
       </w:r>
-      <w:r>
-        <w:t xml:space="preserve"> </w:t>
-      </w:r>
-      <w:r>
-        <w:t xml:space="preserve">- Handout, one per student:</w:t>
+    </w:p>
+    <w:p>
+      <w:pPr>
+        <w:numPr>
+          <w:ilvl w:val="0"/>
+          <w:numId w:val="1004"/>
+        </w:numPr>
+        <w:pStyle w:val="Compact"/>
+      </w:pPr>
+      <w:r>
+        <w:t xml:space="preserve">Handout, one per student:</w:t>
       </w:r>
       <w:r>
         <w:t xml:space="preserve"> </w:t>
@@ -451,23 +523,41 @@
       <w:r>
         <w:t xml:space="preserve">(the blank color wheel, the three-things notes, the Room Cards, the pitch sheet, the vocabulary cards)</w:t>
       </w:r>
-      <w:r>
-        <w:t xml:space="preserve"> </w:t>
-      </w:r>
-      <w:r>
-        <w:t xml:space="preserve">- Index cards for the Day 1 do now and the Day 2 3-2-1</w:t>
-      </w:r>
-      <w:r>
-        <w:t xml:space="preserve"> </w:t>
-      </w:r>
-      <w:r>
-        <w:t xml:space="preserve">- The demo kit for Day 1: one tub of frosting, the gel set, three paper plates, three spoons</w:t>
-      </w:r>
-      <w:r>
-        <w:t xml:space="preserve"> </w:t>
-      </w:r>
-      <w:r>
-        <w:t xml:space="preserve">- Slides:</w:t>
+    </w:p>
+    <w:p>
+      <w:pPr>
+        <w:numPr>
+          <w:ilvl w:val="0"/>
+          <w:numId w:val="1004"/>
+        </w:numPr>
+        <w:pStyle w:val="Compact"/>
+      </w:pPr>
+      <w:r>
+        <w:t xml:space="preserve">Index cards for the Day 1 do now and the Day 2 3-2-1</w:t>
+      </w:r>
+    </w:p>
+    <w:p>
+      <w:pPr>
+        <w:numPr>
+          <w:ilvl w:val="0"/>
+          <w:numId w:val="1004"/>
+        </w:numPr>
+        <w:pStyle w:val="Compact"/>
+      </w:pPr>
+      <w:r>
+        <w:t xml:space="preserve">The demo kit for Day 1: one tub of frosting, the gel set, three paper plates, three spoons</w:t>
+      </w:r>
+    </w:p>
+    <w:p>
+      <w:pPr>
+        <w:numPr>
+          <w:ilvl w:val="0"/>
+          <w:numId w:val="1004"/>
+        </w:numPr>
+        <w:pStyle w:val="Compact"/>
+      </w:pPr>
+      <w:r>
+        <w:t xml:space="preserve">Slides:</w:t>
       </w:r>
       <w:r>
         <w:t xml:space="preserve"> </w:t>
@@ -484,11 +574,17 @@
       <w:r>
         <w:t xml:space="preserve">(Day 1 and Day 2 labeled)</w:t>
       </w:r>
-      <w:r>
-        <w:t xml:space="preserve"> </w:t>
-      </w:r>
-      <w:r>
-        <w:t xml:space="preserve">- The rubric below, printed on a clipboard with the group scoring grid from</w:t>
+    </w:p>
+    <w:p>
+      <w:pPr>
+        <w:numPr>
+          <w:ilvl w:val="0"/>
+          <w:numId w:val="1004"/>
+        </w:numPr>
+        <w:pStyle w:val="Compact"/>
+      </w:pPr>
+      <w:r>
+        <w:t xml:space="preserve">The rubric below, printed on a clipboard with the group scoring grid from</w:t>
       </w:r>
       <w:r>
         <w:t xml:space="preserve"> </w:t>
@@ -499,16 +595,22 @@
         </w:rPr>
         <w:t xml:space="preserve">Rubric 01 - Lab Rubric.md</w:t>
       </w:r>
-      <w:r>
-        <w:t xml:space="preserve"> </w:t>
-      </w:r>
-      <w:r>
-        <w:t xml:space="preserve">- Timer visible to the class</w:t>
-      </w:r>
-    </w:p>
-    <w:p>
-      <w:pPr>
-        <w:pStyle w:val="BodyText"/>
+    </w:p>
+    <w:p>
+      <w:pPr>
+        <w:numPr>
+          <w:ilvl w:val="0"/>
+          <w:numId w:val="1004"/>
+        </w:numPr>
+        <w:pStyle w:val="Compact"/>
+      </w:pPr>
+      <w:r>
+        <w:t xml:space="preserve">Timer visible to the class</w:t>
+      </w:r>
+    </w:p>
+    <w:p>
+      <w:pPr>
+        <w:pStyle w:val="FirstParagraph"/>
       </w:pPr>
       <w:r>
         <w:t xml:space="preserve">Setup notes: the allergy check is done at the end of Lesson 4.7 (slide 20) and again against the roster before you buy frosting. The rule is</w:t>
@@ -1323,73 +1425,133 @@
       <w:r>
         <w:t xml:space="preserve">Monitor understanding:</w:t>
       </w:r>
-      <w:r>
-        <w:t xml:space="preserve"> </w:t>
-      </w:r>
-      <w:r>
-        <w:t xml:space="preserve">- What are the three primary colors?</w:t>
-      </w:r>
-      <w:r>
-        <w:t xml:space="preserve"> </w:t>
-      </w:r>
-      <w:r>
-        <w:t xml:space="preserve">- How do you make orange? Green? Purple?</w:t>
-      </w:r>
-      <w:r>
-        <w:t xml:space="preserve"> </w:t>
-      </w:r>
-      <w:r>
-        <w:t xml:space="preserve">- What is the difference between a tint and a shade?</w:t>
-      </w:r>
-      <w:r>
-        <w:t xml:space="preserve"> </w:t>
-      </w:r>
-      <w:r>
-        <w:t xml:space="preserve">- Which side of the wheel is warm? Which is cool?</w:t>
-      </w:r>
-      <w:r>
-        <w:t xml:space="preserve"> </w:t>
-      </w:r>
-      <w:r>
-        <w:t xml:space="preserve">- Look at your mixing plate. Which color did you make first, and how did you get there?</w:t>
-      </w:r>
-    </w:p>
-    <w:p>
-      <w:pPr>
-        <w:pStyle w:val="BodyText"/>
+    </w:p>
+    <w:p>
+      <w:pPr>
+        <w:numPr>
+          <w:ilvl w:val="0"/>
+          <w:numId w:val="1005"/>
+        </w:numPr>
+        <w:pStyle w:val="Compact"/>
+      </w:pPr>
+      <w:r>
+        <w:t xml:space="preserve">What are the three primary colors?</w:t>
+      </w:r>
+    </w:p>
+    <w:p>
+      <w:pPr>
+        <w:numPr>
+          <w:ilvl w:val="0"/>
+          <w:numId w:val="1005"/>
+        </w:numPr>
+        <w:pStyle w:val="Compact"/>
+      </w:pPr>
+      <w:r>
+        <w:t xml:space="preserve">How do you make orange? Green? Purple?</w:t>
+      </w:r>
+    </w:p>
+    <w:p>
+      <w:pPr>
+        <w:numPr>
+          <w:ilvl w:val="0"/>
+          <w:numId w:val="1005"/>
+        </w:numPr>
+        <w:pStyle w:val="Compact"/>
+      </w:pPr>
+      <w:r>
+        <w:t xml:space="preserve">What is the difference between a tint and a shade?</w:t>
+      </w:r>
+    </w:p>
+    <w:p>
+      <w:pPr>
+        <w:numPr>
+          <w:ilvl w:val="0"/>
+          <w:numId w:val="1005"/>
+        </w:numPr>
+        <w:pStyle w:val="Compact"/>
+      </w:pPr>
+      <w:r>
+        <w:t xml:space="preserve">Which side of the wheel is warm? Which is cool?</w:t>
+      </w:r>
+    </w:p>
+    <w:p>
+      <w:pPr>
+        <w:numPr>
+          <w:ilvl w:val="0"/>
+          <w:numId w:val="1005"/>
+        </w:numPr>
+        <w:pStyle w:val="Compact"/>
+      </w:pPr>
+      <w:r>
+        <w:t xml:space="preserve">Look at your mixing plate. Which color did you make first, and how did you get there?</w:t>
+      </w:r>
+    </w:p>
+    <w:p>
+      <w:pPr>
+        <w:pStyle w:val="FirstParagraph"/>
       </w:pPr>
       <w:r>
         <w:t xml:space="preserve">Deepen learning:</w:t>
       </w:r>
-      <w:r>
-        <w:t xml:space="preserve"> </w:t>
-      </w:r>
-      <w:r>
-        <w:t xml:space="preserve">- Your room needs to feel calm for the family. Why does adding white to your color help with that?</w:t>
-      </w:r>
-      <w:r>
-        <w:t xml:space="preserve"> </w:t>
-      </w:r>
-      <w:r>
-        <w:t xml:space="preserve">- How would your colors change if the family had a newborn in this room?</w:t>
-      </w:r>
-      <w:r>
-        <w:t xml:space="preserve"> </w:t>
-      </w:r>
-      <w:r>
-        <w:t xml:space="preserve">- The grandparent with low vision needs to see the edge of the bed and the door. Does a calm tint help her or hurt her? What is the fix?</w:t>
-      </w:r>
-      <w:r>
-        <w:t xml:space="preserve"> </w:t>
-      </w:r>
-      <w:r>
-        <w:t xml:space="preserve">- If you were a pastry chef plating dessert for this same room’s mood, would your colors change? Why or why not?</w:t>
-      </w:r>
-      <w:r>
-        <w:t xml:space="preserve"> </w:t>
-      </w:r>
-      <w:r>
-        <w:t xml:space="preserve">- Why is it useful for a FACS professional to know the whole wheel can be mixed from three primaries?</w:t>
+    </w:p>
+    <w:p>
+      <w:pPr>
+        <w:numPr>
+          <w:ilvl w:val="0"/>
+          <w:numId w:val="1006"/>
+        </w:numPr>
+        <w:pStyle w:val="Compact"/>
+      </w:pPr>
+      <w:r>
+        <w:t xml:space="preserve">Your room needs to feel calm for the family. Why does adding white to your color help with that?</w:t>
+      </w:r>
+    </w:p>
+    <w:p>
+      <w:pPr>
+        <w:numPr>
+          <w:ilvl w:val="0"/>
+          <w:numId w:val="1006"/>
+        </w:numPr>
+        <w:pStyle w:val="Compact"/>
+      </w:pPr>
+      <w:r>
+        <w:t xml:space="preserve">How would your colors change if the family had a newborn in this room?</w:t>
+      </w:r>
+    </w:p>
+    <w:p>
+      <w:pPr>
+        <w:numPr>
+          <w:ilvl w:val="0"/>
+          <w:numId w:val="1006"/>
+        </w:numPr>
+        <w:pStyle w:val="Compact"/>
+      </w:pPr>
+      <w:r>
+        <w:t xml:space="preserve">The grandparent with low vision needs to see the edge of the bed and the door. Does a calm tint help her or hurt her? What is the fix?</w:t>
+      </w:r>
+    </w:p>
+    <w:p>
+      <w:pPr>
+        <w:numPr>
+          <w:ilvl w:val="0"/>
+          <w:numId w:val="1006"/>
+        </w:numPr>
+        <w:pStyle w:val="Compact"/>
+      </w:pPr>
+      <w:r>
+        <w:t xml:space="preserve">If you were a pastry chef plating dessert for this same room’s mood, would your colors change? Why or why not?</w:t>
+      </w:r>
+    </w:p>
+    <w:p>
+      <w:pPr>
+        <w:numPr>
+          <w:ilvl w:val="0"/>
+          <w:numId w:val="1006"/>
+        </w:numPr>
+        <w:pStyle w:val="Compact"/>
+      </w:pPr>
+      <w:r>
+        <w:t xml:space="preserve">Why is it useful for a FACS professional to know the whole wheel can be mixed from three primaries?</w:t>
       </w:r>
     </w:p>
     <w:p>
@@ -1564,7 +1726,7 @@
       <w:pPr>
         <w:numPr>
           <w:ilvl w:val="0"/>
-          <w:numId w:val="1002"/>
+          <w:numId w:val="1007"/>
         </w:numPr>
         <w:pStyle w:val="Compact"/>
       </w:pPr>
@@ -1576,7 +1738,7 @@
       <w:pPr>
         <w:numPr>
           <w:ilvl w:val="0"/>
-          <w:numId w:val="1002"/>
+          <w:numId w:val="1007"/>
         </w:numPr>
         <w:pStyle w:val="Compact"/>
       </w:pPr>
@@ -1588,7 +1750,7 @@
       <w:pPr>
         <w:numPr>
           <w:ilvl w:val="0"/>
-          <w:numId w:val="1002"/>
+          <w:numId w:val="1007"/>
         </w:numPr>
         <w:pStyle w:val="Compact"/>
       </w:pPr>
@@ -1600,7 +1762,7 @@
       <w:pPr>
         <w:numPr>
           <w:ilvl w:val="0"/>
-          <w:numId w:val="1002"/>
+          <w:numId w:val="1007"/>
         </w:numPr>
         <w:pStyle w:val="Compact"/>
       </w:pPr>
@@ -1612,7 +1774,7 @@
       <w:pPr>
         <w:numPr>
           <w:ilvl w:val="0"/>
-          <w:numId w:val="1002"/>
+          <w:numId w:val="1007"/>
         </w:numPr>
         <w:pStyle w:val="Compact"/>
       </w:pPr>
@@ -1624,7 +1786,7 @@
       <w:pPr>
         <w:numPr>
           <w:ilvl w:val="0"/>
-          <w:numId w:val="1002"/>
+          <w:numId w:val="1007"/>
         </w:numPr>
         <w:pStyle w:val="Compact"/>
       </w:pPr>
@@ -2396,7 +2558,7 @@
       <w:pPr>
         <w:numPr>
           <w:ilvl w:val="0"/>
-          <w:numId w:val="1003"/>
+          <w:numId w:val="1008"/>
         </w:numPr>
         <w:pStyle w:val="Compact"/>
       </w:pPr>
@@ -2420,7 +2582,7 @@
       <w:pPr>
         <w:numPr>
           <w:ilvl w:val="0"/>
-          <w:numId w:val="1003"/>
+          <w:numId w:val="1008"/>
         </w:numPr>
         <w:pStyle w:val="Compact"/>
       </w:pPr>
@@ -2444,7 +2606,7 @@
       <w:pPr>
         <w:numPr>
           <w:ilvl w:val="0"/>
-          <w:numId w:val="1003"/>
+          <w:numId w:val="1008"/>
         </w:numPr>
         <w:pStyle w:val="Compact"/>
       </w:pPr>
@@ -2456,7 +2618,7 @@
       <w:pPr>
         <w:numPr>
           <w:ilvl w:val="0"/>
-          <w:numId w:val="1003"/>
+          <w:numId w:val="1008"/>
         </w:numPr>
         <w:pStyle w:val="Compact"/>
       </w:pPr>
@@ -2480,7 +2642,7 @@
       <w:pPr>
         <w:numPr>
           <w:ilvl w:val="0"/>
-          <w:numId w:val="1003"/>
+          <w:numId w:val="1008"/>
         </w:numPr>
         <w:pStyle w:val="Compact"/>
       </w:pPr>
@@ -2568,7 +2730,7 @@
       <w:pPr>
         <w:numPr>
           <w:ilvl w:val="0"/>
-          <w:numId w:val="1004"/>
+          <w:numId w:val="1009"/>
         </w:numPr>
         <w:pStyle w:val="Compact"/>
       </w:pPr>
@@ -2580,7 +2742,7 @@
       <w:pPr>
         <w:numPr>
           <w:ilvl w:val="0"/>
-          <w:numId w:val="1004"/>
+          <w:numId w:val="1009"/>
         </w:numPr>
         <w:pStyle w:val="Compact"/>
       </w:pPr>
@@ -2610,7 +2772,7 @@
       <w:pPr>
         <w:numPr>
           <w:ilvl w:val="0"/>
-          <w:numId w:val="1004"/>
+          <w:numId w:val="1009"/>
         </w:numPr>
         <w:pStyle w:val="Compact"/>
       </w:pPr>
@@ -2622,7 +2784,7 @@
       <w:pPr>
         <w:numPr>
           <w:ilvl w:val="0"/>
-          <w:numId w:val="1004"/>
+          <w:numId w:val="1009"/>
         </w:numPr>
         <w:pStyle w:val="Compact"/>
       </w:pPr>
@@ -2634,7 +2796,7 @@
       <w:pPr>
         <w:numPr>
           <w:ilvl w:val="0"/>
-          <w:numId w:val="1004"/>
+          <w:numId w:val="1009"/>
         </w:numPr>
         <w:pStyle w:val="Compact"/>
       </w:pPr>
@@ -2664,7 +2826,7 @@
       <w:pPr>
         <w:numPr>
           <w:ilvl w:val="0"/>
-          <w:numId w:val="1004"/>
+          <w:numId w:val="1009"/>
         </w:numPr>
         <w:pStyle w:val="Compact"/>
       </w:pPr>
@@ -2676,7 +2838,7 @@
       <w:pPr>
         <w:numPr>
           <w:ilvl w:val="0"/>
-          <w:numId w:val="1004"/>
+          <w:numId w:val="1009"/>
         </w:numPr>
         <w:pStyle w:val="Compact"/>
       </w:pPr>
@@ -2972,6 +3134,118 @@
       </w:pPr>
     </w:lvl>
   </w:abstractNum>
+  <w:abstractNum w:abstractNumId="99411">
+    <w:nsid w:val="71315dca"/>
+    <w:multiLevelType w:val="multilevel"/>
+    <w:lvl w:ilvl="0">
+      <w:start w:val="1"/>
+      <w:numFmt w:val="decimal"/>
+      <w:lvlText w:val="%1."/>
+      <w:lvlJc w:val="left"/>
+      <w:pPr>
+        <w:tabs>
+          <w:tab w:val="num" w:pos="0"/>
+        </w:tabs>
+        <w:ind w:left="480" w:hanging="480"/>
+      </w:pPr>
+    </w:lvl>
+    <w:lvl w:ilvl="1">
+      <w:start w:val="1"/>
+      <w:numFmt w:val="decimal"/>
+      <w:lvlText w:val="%2."/>
+      <w:lvlJc w:val="left"/>
+      <w:pPr>
+        <w:tabs>
+          <w:tab w:val="num" w:pos="720"/>
+        </w:tabs>
+        <w:ind w:left="1200" w:hanging="480"/>
+      </w:pPr>
+    </w:lvl>
+    <w:lvl w:ilvl="2">
+      <w:start w:val="1"/>
+      <w:numFmt w:val="decimal"/>
+      <w:lvlText w:val="%3."/>
+      <w:lvlJc w:val="left"/>
+      <w:pPr>
+        <w:tabs>
+          <w:tab w:val="num" w:pos="1440"/>
+        </w:tabs>
+        <w:ind w:left="1920" w:hanging="480"/>
+      </w:pPr>
+    </w:lvl>
+    <w:lvl w:ilvl="3">
+      <w:start w:val="1"/>
+      <w:numFmt w:val="decimal"/>
+      <w:lvlText w:val="%4."/>
+      <w:lvlJc w:val="left"/>
+      <w:pPr>
+        <w:tabs>
+          <w:tab w:val="num" w:pos="2160"/>
+        </w:tabs>
+        <w:ind w:left="2640" w:hanging="480"/>
+      </w:pPr>
+    </w:lvl>
+    <w:lvl w:ilvl="4">
+      <w:start w:val="1"/>
+      <w:numFmt w:val="decimal"/>
+      <w:lvlText w:val="%5."/>
+      <w:lvlJc w:val="left"/>
+      <w:pPr>
+        <w:tabs>
+          <w:tab w:val="num" w:pos="2880"/>
+        </w:tabs>
+        <w:ind w:left="3360" w:hanging="480"/>
+      </w:pPr>
+    </w:lvl>
+    <w:lvl w:ilvl="5">
+      <w:start w:val="1"/>
+      <w:numFmt w:val="decimal"/>
+      <w:lvlText w:val="%6."/>
+      <w:lvlJc w:val="left"/>
+      <w:pPr>
+        <w:tabs>
+          <w:tab w:val="num" w:pos="3600"/>
+        </w:tabs>
+        <w:ind w:left="4080" w:hanging="480"/>
+      </w:pPr>
+    </w:lvl>
+    <w:lvl w:ilvl="6">
+      <w:start w:val="1"/>
+      <w:numFmt w:val="decimal"/>
+      <w:lvlText w:val="%7."/>
+      <w:lvlJc w:val="left"/>
+      <w:pPr>
+        <w:tabs>
+          <w:tab w:val="num" w:pos="4320"/>
+        </w:tabs>
+        <w:ind w:left="4800" w:hanging="480"/>
+      </w:pPr>
+    </w:lvl>
+    <w:lvl w:ilvl="7">
+      <w:start w:val="1"/>
+      <w:numFmt w:val="decimal"/>
+      <w:lvlText w:val="%8."/>
+      <w:lvlJc w:val="left"/>
+      <w:pPr>
+        <w:tabs>
+          <w:tab w:val="num" w:pos="5040"/>
+        </w:tabs>
+        <w:ind w:left="5520" w:hanging="480"/>
+      </w:pPr>
+    </w:lvl>
+    <w:lvl w:ilvl="8">
+      <w:start w:val="1"/>
+      <w:numFmt w:val="decimal"/>
+      <w:lvlText w:val="%9."/>
+      <w:lvlJc w:val="left"/>
+      <w:pPr>
+        <w:tabs>
+          <w:tab w:val="num" w:pos="5760"/>
+        </w:tabs>
+        <w:ind w:left="6240" w:hanging="480"/>
+      </w:pPr>
+    </w:lvl>
+  </w:abstractNum>
   <w:num w:numId="1000">
     <w:abstractNumId w:val="990"/>
   </w:num>
@@ -2979,12 +3253,54 @@
     <w:abstractNumId w:val="991"/>
   </w:num>
   <w:num w:numId="1002">
-    <w:abstractNumId w:val="991"/>
+    <w:abstractNumId w:val="99411"/>
+    <w:lvlOverride w:ilvl="0">
+      <w:startOverride w:val="1"/>
+    </w:lvlOverride>
+    <w:lvlOverride w:ilvl="1">
+      <w:startOverride w:val="1"/>
+    </w:lvlOverride>
+    <w:lvlOverride w:ilvl="2">
+      <w:startOverride w:val="1"/>
+    </w:lvlOverride>
+    <w:lvlOverride w:ilvl="3">
+      <w:startOverride w:val="1"/>
+    </w:lvlOverride>
+    <w:lvlOverride w:ilvl="4">
+      <w:startOverride w:val="1"/>
+    </w:lvlOverride>
+    <w:lvlOverride w:ilvl="5">
+      <w:startOverride w:val="1"/>
+    </w:lvlOverride>
+    <w:lvlOverride w:ilvl="6">
+      <w:startOverride w:val="1"/>
+    </w:lvlOverride>
+    <w:lvlOverride w:ilvl="7">
+      <w:startOverride w:val="1"/>
+    </w:lvlOverride>
+    <w:lvlOverride w:ilvl="8">
+      <w:startOverride w:val="1"/>
+    </w:lvlOverride>
   </w:num>
   <w:num w:numId="1003">
     <w:abstractNumId w:val="991"/>
   </w:num>
   <w:num w:numId="1004">
+    <w:abstractNumId w:val="991"/>
+  </w:num>
+  <w:num w:numId="1005">
+    <w:abstractNumId w:val="991"/>
+  </w:num>
+  <w:num w:numId="1006">
+    <w:abstractNumId w:val="991"/>
+  </w:num>
+  <w:num w:numId="1007">
+    <w:abstractNumId w:val="991"/>
+  </w:num>
+  <w:num w:numId="1008">
+    <w:abstractNumId w:val="991"/>
+  </w:num>
+  <w:num w:numId="1009">
     <w:abstractNumId w:val="991"/>
   </w:num>
 </w:numbering>

--- a/downloads/teacher/04 Units/Unit 04 - Environmental Design and Management - Spaces We Live In/Lesson 04.08 - Color in the Home.docx
+++ b/downloads/teacher/04 Units/Unit 04 - Environmental Design and Management - Spaces We Live In/Lesson 04.08 - Color in the Home.docx
@@ -94,7 +94,7 @@
         <w:pStyle w:val="BodyText"/>
       </w:pPr>
       <w:r>
-        <w:t xml:space="preserve">This is my Color in the Home lesson from FNES 538, re-leveled from grades 9 to 12 and one 50-minute period to grades 6 to 8 and two 40-minute periods. The do now, the three-rooms reveal, the frosting mix, the Room Cards, the paper-plate wall panel, the 30-second pitch, and the thumbs vote are kept. The standards table is replaced with the correct middle-level citations, and the rubric is rewritten on the Lab Rubric pattern.</w:t>
+        <w:t xml:space="preserve">This is my Color in the Home lesson from my certification coursework, re-leveled from grades 9 to 12 and one 50-minute period to grades 6 to 8 and two 40-minute periods. The do now, the three-rooms reveal, the frosting mix, the Room Cards, the paper-plate wall panel, the 30-second pitch, and the thumbs vote are kept. The standards table is replaced with the correct middle-level citations, and the rubric is rewritten on the Lab Rubric pattern.</w:t>
       </w:r>
     </w:p>
     <w:p>
@@ -628,16 +628,7 @@
         <w:t xml:space="preserve">”</w:t>
       </w:r>
       <w:r>
-        <w:t xml:space="preserve">: nobody eats, nobody licks a spoon, and any student who cannot touch frosting for any reason uses the tempera version at the same station with no comment. Cover every table with parchment before the Day 2 bell. Put the materials cart in the center of the room so every station can reach it without crossing the room.</w:t>
-      </w:r>
-      <w:r>
-        <w:t xml:space="preserve"> </w:t>
-      </w:r>
-      <w:r>
-        <w:rPr>
-          <w:rStyle w:val="TeacherNote"/>
-        </w:rPr>
-        <w:t xml:space="preserve">[Sal: your prices. At 2026 supermarket prices, one station runs about $9 to $11: frosting about $2.50, the gel set about $5, plates about $0.90, spoons about $0.35, parchment about $0.30, wipes about $0.35. Three stations plus the demo tub is about $32 to $36 for the class. A set of tempera paint in red, yellow, blue, white, and brown is about $12 and lasts the year.]</w:t>
+        <w:t xml:space="preserve">: nobody eats, nobody licks a spoon, and any student who cannot touch frosting for any reason uses the tempera version at the same station with no comment. Cover every table with parchment before the Day 2 bell. Put the materials cart in the center of the room so every station can reach it without crossing the room. Budget: at 2026 supermarket prices, one station runs about $9 to $11 (frosting about $2.50, the gel set about $5, plates about $0.90, spoons about $0.35, parchment about $0.30, wipes about $0.35); three stations plus the demo tub is about $32 to $36 for the class. A set of tempera paint in red, yellow, blue, white, and brown is about $12 and lasts the year.</w:t>
       </w:r>
     </w:p>
     <w:p>
@@ -1731,7 +1722,7 @@
         <w:pStyle w:val="Compact"/>
       </w:pPr>
       <w:r>
-        <w:t xml:space="preserve">ELL: the translated vocabulary cards in Turkish and Portuguese (17 terms, from my FNES 538 materials, reproduced on the handout with the diacritics still to be restored by a native speaker) sit at every station next to the English; the color wheel is the same in every language, so the wheel itself is the visual; the sentence frame on the pitch sheet is the pitch; a bilingual partner where possible.</w:t>
+        <w:t xml:space="preserve">ELL: the translated vocabulary cards in Turkish and Portuguese (17 terms, from my own materials, reproduced on the handout with the diacritics still to be restored by a native speaker) sit at every station next to the English; the color wheel is the same in every language, so the wheel itself is the visual; the sentence frame on the pitch sheet is the pitch; a bilingual partner where possible.</w:t>
       </w:r>
     </w:p>
     <w:p>
@@ -1792,51 +1783,6 @@
       </w:pPr>
       <w:r>
         <w:t xml:space="preserve">No-kitchen or no-food alternative: tempera paint in red, yellow, blue, white, and brown on the same paper plates with the same spoons or with brushes. Everything else is identical: the wheel, the demo (done with tempera), the cards, the panel, the pitch, the vote. Clean-up moves from the trash bag to the sink.</w:t>
-      </w:r>
-      <w:r>
-        <w:t xml:space="preserve"> </w:t>
-      </w:r>
-      <w:r>
-        <w:rPr>
-          <w:rStyle w:val="TeacherNote"/>
-        </w:rPr>
-        <w:t xml:space="preserve">[Sal: if the whole class does tempera, cut the safety row of the rubric to</w:t>
-      </w:r>
-      <w:r>
-        <w:rPr>
-          <w:rStyle w:val="TeacherNote"/>
-        </w:rPr>
-        <w:t xml:space="preserve"> </w:t>
-      </w:r>
-      <w:r>
-        <w:rPr>
-          <w:rStyle w:val="TeacherNote"/>
-        </w:rPr>
-        <w:t xml:space="preserve">“</w:t>
-      </w:r>
-      <w:r>
-        <w:rPr>
-          <w:rStyle w:val="TeacherNote"/>
-        </w:rPr>
-        <w:t xml:space="preserve">clean-up</w:t>
-      </w:r>
-      <w:r>
-        <w:rPr>
-          <w:rStyle w:val="TeacherNote"/>
-        </w:rPr>
-        <w:t xml:space="preserve">”</w:t>
-      </w:r>
-      <w:r>
-        <w:rPr>
-          <w:rStyle w:val="TeacherNote"/>
-        </w:rPr>
-        <w:t xml:space="preserve"> </w:t>
-      </w:r>
-      <w:r>
-        <w:rPr>
-          <w:rStyle w:val="TeacherNote"/>
-        </w:rPr>
-        <w:t xml:space="preserve">only and skip the hand-washing line.]</w:t>
       </w:r>
     </w:p>
     <w:p>
@@ -2526,22 +2472,7 @@
         <w:t xml:space="preserve"> </w:t>
       </w:r>
       <w:r>
-        <w:t xml:space="preserve">question keeps the two from teaching it twice. Culinary: the frosting is not a joke; pastry chefs use the same gels and the same wheel, and this is the link to Unit 6’s decorating lab. Community: a paint store’s free color chips are the swatches for Lesson 4.9’s mood boards; ask the store for the discontinued chip decks.</w:t>
-      </w:r>
-      <w:r>
-        <w:t xml:space="preserve"> </w:t>
-      </w:r>
-      <w:r>
-        <w:rPr>
-          <w:rStyle w:val="TeacherNote"/>
-        </w:rPr>
-        <w:t xml:space="preserve">[Sal: name the store.]</w:t>
-      </w:r>
-      <w:r>
-        <w:t xml:space="preserve"> </w:t>
-      </w:r>
-      <w:r>
-        <w:t xml:space="preserve">Health: the mood and environment idea (HSW 5. a)) is a two-minute overlap with the health teacher’s stress unit; tell the health teacher which week this runs.</w:t>
+        <w:t xml:space="preserve">question keeps the two from teaching it twice. Culinary: the frosting is not a joke; pastry chefs use the same gels and the same wheel, and this is the link to Unit 6’s decorating lab. Community: a paint store’s free color chips are the swatches for Lesson 4.9’s mood boards; ask the store for the discontinued chip decks. Health: the mood and environment idea (HSW 5. a)) is a two-minute overlap with the health teacher’s stress unit; tell the health teacher which week this runs.</w:t>
       </w:r>
     </w:p>
     <w:p>
@@ -2647,37 +2578,7 @@
         <w:pStyle w:val="Compact"/>
       </w:pPr>
       <w:r>
-        <w:t xml:space="preserve">Sal’s own materials:</w:t>
-      </w:r>
-      <w:r>
-        <w:t xml:space="preserve"> </w:t>
-      </w:r>
-      <w:r>
-        <w:rPr>
-          <w:rStyle w:val="VerbatimChar"/>
-        </w:rPr>
-        <w:t xml:space="preserve">FNES538_lesson_plan_Lesson2-FrameworkSubmission-FINAL_2026-05-13.docx</w:t>
-      </w:r>
-      <w:r>
-        <w:t xml:space="preserve"> </w:t>
-      </w:r>
-      <w:r>
-        <w:t xml:space="preserve">(the lesson),</w:t>
-      </w:r>
-      <w:r>
-        <w:t xml:space="preserve"> </w:t>
-      </w:r>
-      <w:r>
-        <w:rPr>
-          <w:rStyle w:val="VerbatimChar"/>
-        </w:rPr>
-        <w:t xml:space="preserve">FNES538_rubric_TeacherAssessment-Bloom_2026-05-13.docx</w:t>
-      </w:r>
-      <w:r>
-        <w:t xml:space="preserve"> </w:t>
-      </w:r>
-      <w:r>
-        <w:t xml:space="preserve">(the rubric pattern), and the Turkish and Portuguese vocabulary handouts of the same date, all in Education/QueensCollege/FNES538_IntrTchFCS/Lesson_Plans/Lesson2_Source. The Brentwood</w:t>
+        <w:t xml:space="preserve">My own materials: my Color in the Home lesson plan, its rubric, and the Turkish and Portuguese vocabulary handouts that went with it. My</w:t>
       </w:r>
       <w:r>
         <w:t xml:space="preserve"> </w:t>
@@ -2713,7 +2614,7 @@
         <w:t xml:space="preserve"> </w:t>
       </w:r>
       <w:r>
-        <w:t xml:space="preserve">packets (Unit_1_Interior_Design) were read but not reused here.</w:t>
+        <w:t xml:space="preserve">packets were read but not reused here.</w:t>
       </w:r>
     </w:p>
     <w:p>
@@ -2832,21 +2733,6 @@
       </w:pPr>
       <w:r>
         <w:t xml:space="preserve">Photograph the six panels before they go in the trash. They are the review slides for the Design Vocabulary Check and the color examples for the Design a Room project.</w:t>
-      </w:r>
-    </w:p>
-    <w:p>
-      <w:pPr>
-        <w:numPr>
-          <w:ilvl w:val="0"/>
-          <w:numId w:val="1009"/>
-        </w:numPr>
-        <w:pStyle w:val="Compact"/>
-      </w:pPr>
-      <w:r>
-        <w:rPr>
-          <w:rStyle w:val="TeacherNote"/>
-        </w:rPr>
-        <w:t xml:space="preserve">[Sal: the version of this lesson you handed in for FNES 538 stays there. This version is the classroom one. Do not submit it for the course.]</w:t>
       </w:r>
     </w:p>
     <w:sectPr>
